--- a/klagomål/S 610-2026 FSC-klagomål.docx
+++ b/klagomål/S 610-2026 FSC-klagomål.docx
@@ -216,12 +216,12 @@
         <w:spacing w:after="240"/>
       </w:pPr>
       <w:r>
-        <w:t>Figur 1. Fyndplatser för naturvårdsarter i och inom 25 meter från samrådsanmälan. Markörer utan svart kant är placerade på fyndplatsen. Markörer med svart kant är placerade vid sidan av fyndplatsen har ett svart streck som visar fyndplatsens exakta position. Kartans mittpunktskoordinat är N 6628779, E 559899 i SWEREF 99 TM.</w:t>
+        <w:t>Figur 1. Fyndplatser för naturvårdsarter i och inom 25 meter från samrådsanmälan. Markörer utan svart kant är placerade på fyndplatsen. Markörer med svart kant är placerade vid sidan av fyndplatsen och har ett svart streck som visar fyndplatsens exakta position. Kartans mittpunktskoordinat är N 6628779, E 559899 i SWEREF 99 TM.</w:t>
       </w:r>
     </w:p>
     <w:p>
       <w:r>
-        <w:t>I och inom 25 meter från samrådsanmälan finns fynd av 13 naturvårdsarter, varav 7 är rödlistade, 6 är fridlysta, 5 är typiska (T) och 2 är signalarter (S): brunfläckig pärlemorfjäril (VU), berggräsfjäril (NT), brunklöver (NT), motaggsvamp (NT, T), scharlakansvaxing (NT), svinrot (NT), talltita (NT, §4), mindre märgborre (S, T), plattlummer (S, T, §9), mattlummer (T, §9), tjäder (T, §4), buskmus (§4a) och revlummer (§9). Se Figur 1.</w:t>
+        <w:t>I och inom 25 meter från samrådsanmälan finns fynd av 14 naturvårdsarter, varav 7 är rödlistade, 7 är fridlysta, 5 är typiska (T) och 2 är signalarter (S): brunfläckig pärlemorfjäril (VU), berggräsfjäril (NT), brunklöver (NT), motaggsvamp (NT, T), scharlakansvaxing (NT), svinrot (NT), talltita (NT, §4), mindre märgborre (S, T), plattlummer (S, T, §9), mattlummer (T, §9), tjäder (T, §4), buskmus (§4a), törnskata (§4) och revlummer (§9). Se Figur 1.</w:t>
       </w:r>
     </w:p>
     <w:p>
@@ -502,7 +502,7 @@
         <w:rPr>
           <w:i/>
         </w:rPr>
-        <w:t>I det samrådsanmälda skogsområdet har 13 naturvårdsarter varav 7 rödlistade arter sina livsmiljöer och växtplatser.</w:t>
+        <w:t>I det samrådsanmälda skogsområdet har 14 naturvårdsarter varav 7 rödlistade arter sina livsmiljöer och växtplatser.</w:t>
       </w:r>
     </w:p>
     <w:p>
@@ -1215,7 +1215,7 @@
     <w:r>
       <w:tab/>
       <w:tab/>
-      <w:t>2026-08-14</w:t>
+      <w:t>2026-08-15</w:t>
       <w:br/>
       <w:br/>
     </w:r>

--- a/klagomål/S 610-2026 FSC-klagomål.docx
+++ b/klagomål/S 610-2026 FSC-klagomål.docx
@@ -1215,7 +1215,7 @@
     <w:r>
       <w:tab/>
       <w:tab/>
-      <w:t>2026-08-15</w:t>
+      <w:t>2026-08-16</w:t>
       <w:br/>
       <w:br/>
     </w:r>

--- a/klagomål/S 610-2026 FSC-klagomål.docx
+++ b/klagomål/S 610-2026 FSC-klagomål.docx
@@ -1215,7 +1215,7 @@
     <w:r>
       <w:tab/>
       <w:tab/>
-      <w:t>2026-08-16</w:t>
+      <w:t>2026-08-17</w:t>
       <w:br/>
       <w:br/>
     </w:r>

--- a/klagomål/S 610-2026 FSC-klagomål.docx
+++ b/klagomål/S 610-2026 FSC-klagomål.docx
@@ -1215,7 +1215,7 @@
     <w:r>
       <w:tab/>
       <w:tab/>
-      <w:t>2026-08-17</w:t>
+      <w:t>2026-08-18</w:t>
       <w:br/>
       <w:br/>
     </w:r>

--- a/klagomål/S 610-2026 FSC-klagomål.docx
+++ b/klagomål/S 610-2026 FSC-klagomål.docx
@@ -1215,7 +1215,7 @@
     <w:r>
       <w:tab/>
       <w:tab/>
-      <w:t>2026-08-18</w:t>
+      <w:t>2026-08-19</w:t>
       <w:br/>
       <w:br/>
     </w:r>

--- a/klagomål/S 610-2026 FSC-klagomål.docx
+++ b/klagomål/S 610-2026 FSC-klagomål.docx
@@ -1215,7 +1215,7 @@
     <w:r>
       <w:tab/>
       <w:tab/>
-      <w:t>2026-08-19</w:t>
+      <w:t>2026-08-20</w:t>
       <w:br/>
       <w:br/>
     </w:r>

--- a/klagomål/S 610-2026 FSC-klagomål.docx
+++ b/klagomål/S 610-2026 FSC-klagomål.docx
@@ -1215,7 +1215,7 @@
     <w:r>
       <w:tab/>
       <w:tab/>
-      <w:t>2026-08-20</w:t>
+      <w:t>2026-08-21</w:t>
       <w:br/>
       <w:br/>
     </w:r>

--- a/klagomål/S 610-2026 FSC-klagomål.docx
+++ b/klagomål/S 610-2026 FSC-klagomål.docx
@@ -1215,7 +1215,7 @@
     <w:r>
       <w:tab/>
       <w:tab/>
-      <w:t>2026-08-21</w:t>
+      <w:t>2026-08-22</w:t>
       <w:br/>
       <w:br/>
     </w:r>

--- a/klagomål/S 610-2026 FSC-klagomål.docx
+++ b/klagomål/S 610-2026 FSC-klagomål.docx
@@ -1215,7 +1215,7 @@
     <w:r>
       <w:tab/>
       <w:tab/>
-      <w:t>2026-08-22</w:t>
+      <w:t>2026-08-23</w:t>
       <w:br/>
       <w:br/>
     </w:r>

--- a/klagomål/S 610-2026 FSC-klagomål.docx
+++ b/klagomål/S 610-2026 FSC-klagomål.docx
@@ -1215,7 +1215,7 @@
     <w:r>
       <w:tab/>
       <w:tab/>
-      <w:t>2026-08-23</w:t>
+      <w:t>2026-08-24</w:t>
       <w:br/>
       <w:br/>
     </w:r>

--- a/klagomål/S 610-2026 FSC-klagomål.docx
+++ b/klagomål/S 610-2026 FSC-klagomål.docx
@@ -1215,7 +1215,7 @@
     <w:r>
       <w:tab/>
       <w:tab/>
-      <w:t>2026-08-24</w:t>
+      <w:t>2026-08-25</w:t>
       <w:br/>
       <w:br/>
     </w:r>

--- a/klagomål/S 610-2026 FSC-klagomål.docx
+++ b/klagomål/S 610-2026 FSC-klagomål.docx
@@ -1215,7 +1215,7 @@
     <w:r>
       <w:tab/>
       <w:tab/>
-      <w:t>2026-08-25</w:t>
+      <w:t>2026-08-26</w:t>
       <w:br/>
       <w:br/>
     </w:r>

--- a/klagomål/S 610-2026 FSC-klagomål.docx
+++ b/klagomål/S 610-2026 FSC-klagomål.docx
@@ -1215,7 +1215,7 @@
     <w:r>
       <w:tab/>
       <w:tab/>
-      <w:t>2026-08-26</w:t>
+      <w:t>2026-08-27</w:t>
       <w:br/>
       <w:br/>
     </w:r>

--- a/klagomål/S 610-2026 FSC-klagomål.docx
+++ b/klagomål/S 610-2026 FSC-klagomål.docx
@@ -1215,7 +1215,7 @@
     <w:r>
       <w:tab/>
       <w:tab/>
-      <w:t>2026-08-27</w:t>
+      <w:t>2026-08-28</w:t>
       <w:br/>
       <w:br/>
     </w:r>

--- a/klagomål/S 610-2026 FSC-klagomål.docx
+++ b/klagomål/S 610-2026 FSC-klagomål.docx
@@ -1215,7 +1215,7 @@
     <w:r>
       <w:tab/>
       <w:tab/>
-      <w:t>2026-08-28</w:t>
+      <w:t>2026-08-29</w:t>
       <w:br/>
       <w:br/>
     </w:r>

--- a/klagomål/S 610-2026 FSC-klagomål.docx
+++ b/klagomål/S 610-2026 FSC-klagomål.docx
@@ -1215,7 +1215,7 @@
     <w:r>
       <w:tab/>
       <w:tab/>
-      <w:t>2026-08-29</w:t>
+      <w:t>2026-08-31</w:t>
       <w:br/>
       <w:br/>
     </w:r>

--- a/klagomål/S 610-2026 FSC-klagomål.docx
+++ b/klagomål/S 610-2026 FSC-klagomål.docx
@@ -1215,7 +1215,7 @@
     <w:r>
       <w:tab/>
       <w:tab/>
-      <w:t>2026-08-31</w:t>
+      <w:t>2026-09-01</w:t>
       <w:br/>
       <w:br/>
     </w:r>

--- a/klagomål/S 610-2026 FSC-klagomål.docx
+++ b/klagomål/S 610-2026 FSC-klagomål.docx
@@ -1215,7 +1215,7 @@
     <w:r>
       <w:tab/>
       <w:tab/>
-      <w:t>2026-09-01</w:t>
+      <w:t>2026-09-02</w:t>
       <w:br/>
       <w:br/>
     </w:r>

--- a/klagomål/S 610-2026 FSC-klagomål.docx
+++ b/klagomål/S 610-2026 FSC-klagomål.docx
@@ -1215,7 +1215,7 @@
     <w:r>
       <w:tab/>
       <w:tab/>
-      <w:t>2026-09-02</w:t>
+      <w:t>2026-09-03</w:t>
       <w:br/>
       <w:br/>
     </w:r>

--- a/klagomål/S 610-2026 FSC-klagomål.docx
+++ b/klagomål/S 610-2026 FSC-klagomål.docx
@@ -1215,7 +1215,7 @@
     <w:r>
       <w:tab/>
       <w:tab/>
-      <w:t>2026-09-03</w:t>
+      <w:t>2026-09-04</w:t>
       <w:br/>
       <w:br/>
     </w:r>

--- a/klagomål/S 610-2026 FSC-klagomål.docx
+++ b/klagomål/S 610-2026 FSC-klagomål.docx
@@ -1215,7 +1215,7 @@
     <w:r>
       <w:tab/>
       <w:tab/>
-      <w:t>2026-09-04</w:t>
+      <w:t>2026-09-05</w:t>
       <w:br/>
       <w:br/>
     </w:r>

--- a/klagomål/S 610-2026 FSC-klagomål.docx
+++ b/klagomål/S 610-2026 FSC-klagomål.docx
@@ -1215,7 +1215,7 @@
     <w:r>
       <w:tab/>
       <w:tab/>
-      <w:t>2026-09-05</w:t>
+      <w:t>2026-09-06</w:t>
       <w:br/>
       <w:br/>
     </w:r>

--- a/klagomål/S 610-2026 FSC-klagomål.docx
+++ b/klagomål/S 610-2026 FSC-klagomål.docx
@@ -1215,7 +1215,7 @@
     <w:r>
       <w:tab/>
       <w:tab/>
-      <w:t>2026-09-06</w:t>
+      <w:t>2026-09-07</w:t>
       <w:br/>
       <w:br/>
     </w:r>

--- a/klagomål/S 610-2026 FSC-klagomål.docx
+++ b/klagomål/S 610-2026 FSC-klagomål.docx
@@ -1215,7 +1215,7 @@
     <w:r>
       <w:tab/>
       <w:tab/>
-      <w:t>2026-09-07</w:t>
+      <w:t>2026-09-08</w:t>
       <w:br/>
       <w:br/>
     </w:r>

--- a/klagomål/S 610-2026 FSC-klagomål.docx
+++ b/klagomål/S 610-2026 FSC-klagomål.docx
@@ -1215,7 +1215,7 @@
     <w:r>
       <w:tab/>
       <w:tab/>
-      <w:t>2026-09-08</w:t>
+      <w:t>2026-09-09</w:t>
       <w:br/>
       <w:br/>
     </w:r>

--- a/klagomål/S 610-2026 FSC-klagomål.docx
+++ b/klagomål/S 610-2026 FSC-klagomål.docx
@@ -1215,7 +1215,7 @@
     <w:r>
       <w:tab/>
       <w:tab/>
-      <w:t>2026-09-09</w:t>
+      <w:t>2026-09-10</w:t>
       <w:br/>
       <w:br/>
     </w:r>

--- a/klagomål/S 610-2026 FSC-klagomål.docx
+++ b/klagomål/S 610-2026 FSC-klagomål.docx
@@ -1215,7 +1215,7 @@
     <w:r>
       <w:tab/>
       <w:tab/>
-      <w:t>2026-09-10</w:t>
+      <w:t>2026-09-11</w:t>
       <w:br/>
       <w:br/>
     </w:r>

--- a/klagomål/S 610-2026 FSC-klagomål.docx
+++ b/klagomål/S 610-2026 FSC-klagomål.docx
@@ -1215,7 +1215,7 @@
     <w:r>
       <w:tab/>
       <w:tab/>
-      <w:t>2026-09-11</w:t>
+      <w:t>2026-09-12</w:t>
       <w:br/>
       <w:br/>
     </w:r>

--- a/klagomål/S 610-2026 FSC-klagomål.docx
+++ b/klagomål/S 610-2026 FSC-klagomål.docx
@@ -1215,7 +1215,7 @@
     <w:r>
       <w:tab/>
       <w:tab/>
-      <w:t>2026-09-12</w:t>
+      <w:t>2026-09-13</w:t>
       <w:br/>
       <w:br/>
     </w:r>
